--- a/output/summary/claims/FederatedGqlBreakDown-claims.docx
+++ b/output/summary/claims/FederatedGqlBreakDown-claims.docx
@@ -2418,7 +2418,7 @@
                 <w:color w:val="373737"/>
                 <w:sz w:val="18"/>
               </w:rPr>
-              <w:t>G-03/G-04 + G-05</w:t>
+              <w:t>G-03/G-04 + G-06</w:t>
             </w:r>
           </w:p>
         </w:tc>
@@ -2437,7 +2437,7 @@
                 <w:color w:val="373737"/>
                 <w:sz w:val="18"/>
               </w:rPr>
-              <w:t>parent/elastic + misc fields + tests</w:t>
+              <w:t>parent/elastic + misc fields + shared value-type alignment</w:t>
             </w:r>
           </w:p>
         </w:tc>
@@ -2475,7 +2475,7 @@
                 <w:color w:val="373737"/>
                 <w:sz w:val="18"/>
               </w:rPr>
-              <w:t>F-01, F-02</w:t>
+              <w:t>H-01, H-02</w:t>
             </w:r>
           </w:p>
         </w:tc>

--- a/output/summary/claims/FederatedGqlBreakDown-claims.docx
+++ b/output/summary/claims/FederatedGqlBreakDown-claims.docx
@@ -11058,6 +11058,48 @@
                 <w:rFonts w:ascii="Courier New" w:hAnsi="Courier New"/>
                 <w:sz w:val="18"/>
               </w:rPr>
+              <w:t>CLAIM-BE-G-01</w:t>
+            </w:r>
+            <w:r>
+              <w:rPr>
+                <w:color w:val="373737"/>
+                <w:sz w:val="18"/>
+              </w:rPr>
+              <w:t xml:space="preserve">, </w:t>
+            </w:r>
+            <w:r>
+              <w:rPr>
+                <w:rFonts w:ascii="Courier New" w:hAnsi="Courier New"/>
+                <w:sz w:val="18"/>
+              </w:rPr>
+              <w:t>CLAIM-BE-G-02</w:t>
+            </w:r>
+            <w:r>
+              <w:rPr>
+                <w:color w:val="373737"/>
+                <w:sz w:val="18"/>
+              </w:rPr>
+              <w:t xml:space="preserve">, </w:t>
+            </w:r>
+            <w:r>
+              <w:rPr>
+                <w:rFonts w:ascii="Courier New" w:hAnsi="Courier New"/>
+                <w:sz w:val="18"/>
+              </w:rPr>
+              <w:t>CLAIM-BE-G-03</w:t>
+            </w:r>
+            <w:r>
+              <w:rPr>
+                <w:color w:val="373737"/>
+                <w:sz w:val="18"/>
+              </w:rPr>
+              <w:t xml:space="preserve">, </w:t>
+            </w:r>
+            <w:r>
+              <w:rPr>
+                <w:rFonts w:ascii="Courier New" w:hAnsi="Courier New"/>
+                <w:sz w:val="18"/>
+              </w:rPr>
               <w:t>CLAIM-FE-001</w:t>
             </w:r>
             <w:r>
@@ -11785,7 +11827,7 @@
                 <w:color w:val="373737"/>
                 <w:sz w:val="18"/>
               </w:rPr>
-              <w:t>2</w:t>
+              <w:t>3</w:t>
             </w:r>
           </w:p>
         </w:tc>
@@ -11804,14 +11846,14 @@
                 <w:color w:val="373737"/>
                 <w:sz w:val="18"/>
               </w:rPr>
-              <w:t xml:space="preserve">🔴 </w:t>
+              <w:t xml:space="preserve">🟡 </w:t>
             </w:r>
             <w:r>
               <w:rPr>
                 <w:rFonts w:ascii="Courier New" w:hAnsi="Courier New"/>
                 <w:sz w:val="18"/>
               </w:rPr>
-              <w:t>CLAIM-FE-002</w:t>
+              <w:t>CLAIM-FE-003</w:t>
             </w:r>
           </w:p>
         </w:tc>
@@ -11830,7 +11872,7 @@
                 <w:rFonts w:ascii="Courier New" w:hAnsi="Courier New"/>
                 <w:sz w:val="18"/>
               </w:rPr>
-              <w:t>CLAIM-FE-002</w:t>
+              <w:t>CLAIM-FE-003</w:t>
             </w:r>
             <w:r>
               <w:rPr>
@@ -11844,7 +11886,7 @@
                 <w:rFonts w:ascii="Courier New" w:hAnsi="Courier New"/>
                 <w:sz w:val="18"/>
               </w:rPr>
-              <w:t>CLAIM-BE-B-01</w:t>
+              <w:t>CLAIM-BE-D-01</w:t>
             </w:r>
             <w:r>
               <w:rPr>
@@ -11858,7 +11900,7 @@
                 <w:rFonts w:ascii="Courier New" w:hAnsi="Courier New"/>
                 <w:sz w:val="18"/>
               </w:rPr>
-              <w:t>CLAIM-BE-B-02</w:t>
+              <w:t>CLAIM-BE-D-02</w:t>
             </w:r>
             <w:r>
               <w:rPr>
@@ -11872,7 +11914,7 @@
                 <w:rFonts w:ascii="Courier New" w:hAnsi="Courier New"/>
                 <w:sz w:val="18"/>
               </w:rPr>
-              <w:t>CLAIM-BE-B-03</w:t>
+              <w:t>CLAIM-BE-D-03</w:t>
             </w:r>
             <w:r>
               <w:rPr>
@@ -11886,7 +11928,7 @@
                 <w:rFonts w:ascii="Courier New" w:hAnsi="Courier New"/>
                 <w:sz w:val="18"/>
               </w:rPr>
-              <w:t>CLAIM-BE-B-04</w:t>
+              <w:t>CLAIM-BE-D-04</w:t>
             </w:r>
             <w:r>
               <w:rPr>
@@ -11912,7 +11954,7 @@
                 <w:color w:val="373737"/>
                 <w:sz w:val="18"/>
               </w:rPr>
-              <w:t>Search &amp; listing — needs backend phase C</w:t>
+              <w:t>Writes — needs backend phase D mutations</w:t>
             </w:r>
           </w:p>
         </w:tc>
@@ -11932,7 +11974,7 @@
                 <w:color w:val="373737"/>
                 <w:sz w:val="18"/>
               </w:rPr>
-              <w:t>3</w:t>
+              <w:t>4</w:t>
             </w:r>
           </w:p>
         </w:tc>
@@ -11950,14 +11992,28 @@
                 <w:color w:val="373737"/>
                 <w:sz w:val="18"/>
               </w:rPr>
-              <w:t xml:space="preserve">🟡 </w:t>
+              <w:t xml:space="preserve">🔴 </w:t>
             </w:r>
             <w:r>
               <w:rPr>
                 <w:rFonts w:ascii="Courier New" w:hAnsi="Courier New"/>
                 <w:sz w:val="18"/>
               </w:rPr>
-              <w:t>CLAIM-FE-003</w:t>
+              <w:t>CLAIM-FE-002</w:t>
+            </w:r>
+            <w:r>
+              <w:rPr>
+                <w:color w:val="373737"/>
+                <w:sz w:val="18"/>
+              </w:rPr>
+              <w:t xml:space="preserve">, 🔴 </w:t>
+            </w:r>
+            <w:r>
+              <w:rPr>
+                <w:rFonts w:ascii="Courier New" w:hAnsi="Courier New"/>
+                <w:sz w:val="18"/>
+              </w:rPr>
+              <w:t>CLAIM-FE-004</w:t>
             </w:r>
           </w:p>
         </w:tc>
@@ -11975,7 +12031,7 @@
                 <w:rFonts w:ascii="Courier New" w:hAnsi="Courier New"/>
                 <w:sz w:val="18"/>
               </w:rPr>
-              <w:t>CLAIM-FE-003</w:t>
+              <w:t>CLAIM-FE-002</w:t>
             </w:r>
             <w:r>
               <w:rPr>
@@ -11989,7 +12045,7 @@
                 <w:rFonts w:ascii="Courier New" w:hAnsi="Courier New"/>
                 <w:sz w:val="18"/>
               </w:rPr>
-              <w:t>CLAIM-BE-D-01</w:t>
+              <w:t>CLAIM-BE-B-01</w:t>
             </w:r>
             <w:r>
               <w:rPr>
@@ -12003,7 +12059,7 @@
                 <w:rFonts w:ascii="Courier New" w:hAnsi="Courier New"/>
                 <w:sz w:val="18"/>
               </w:rPr>
-              <w:t>CLAIM-BE-D-02</w:t>
+              <w:t>CLAIM-BE-B-02</w:t>
             </w:r>
             <w:r>
               <w:rPr>
@@ -12017,7 +12073,7 @@
                 <w:rFonts w:ascii="Courier New" w:hAnsi="Courier New"/>
                 <w:sz w:val="18"/>
               </w:rPr>
-              <w:t>CLAIM-BE-D-03</w:t>
+              <w:t>CLAIM-BE-B-03</w:t>
             </w:r>
             <w:r>
               <w:rPr>
@@ -12031,119 +12087,41 @@
                 <w:rFonts w:ascii="Courier New" w:hAnsi="Courier New"/>
                 <w:sz w:val="18"/>
               </w:rPr>
-              <w:t>CLAIM-BE-D-04</w:t>
-            </w:r>
-            <w:r>
-              <w:rPr>
-                <w:color w:val="373737"/>
-                <w:sz w:val="18"/>
-              </w:rPr>
-              <w:t xml:space="preserve"> (+1)</w:t>
+              <w:t>CLAIM-BE-B-04</w:t>
+            </w:r>
+            <w:r>
+              <w:rPr>
+                <w:color w:val="373737"/>
+                <w:sz w:val="18"/>
+              </w:rPr>
+              <w:t xml:space="preserve"> (+4)&lt;br&gt;</w:t>
+            </w:r>
+            <w:r>
+              <w:rPr>
+                <w:rFonts w:ascii="Courier New" w:hAnsi="Courier New"/>
+                <w:sz w:val="18"/>
+              </w:rPr>
+              <w:t>CLAIM-FE-004</w:t>
+            </w:r>
+            <w:r>
+              <w:rPr>
+                <w:color w:val="373737"/>
+                <w:sz w:val="18"/>
+              </w:rPr>
+              <w:t xml:space="preserve"> → </w:t>
+            </w:r>
+            <w:r>
+              <w:rPr>
+                <w:rFonts w:ascii="Courier New" w:hAnsi="Courier New"/>
+                <w:sz w:val="18"/>
+              </w:rPr>
+              <w:t>CLAIM-BE-E-01</w:t>
             </w:r>
           </w:p>
         </w:tc>
         <w:tc>
           <w:tcPr>
             <w:tcW w:type="dxa" w:w="2564"/>
-            <w:vAlign w:val="top"/>
-          </w:tcPr>
-          <w:p>
-            <w:pPr>
-              <w:jc w:val="left"/>
-            </w:pPr>
-            <w:r>
-              <w:rPr>
-                <w:color w:val="373737"/>
-                <w:sz w:val="18"/>
-              </w:rPr>
-              <w:t>Writes — needs backend phase D mutations</w:t>
-            </w:r>
-          </w:p>
-        </w:tc>
-      </w:tr>
-      <w:tr>
-        <w:tc>
-          <w:tcPr>
-            <w:tcW w:type="dxa" w:w="2564"/>
-            <w:shd w:val="clear" w:color="auto" w:fill="F5F8FF"/>
-            <w:vAlign w:val="top"/>
-          </w:tcPr>
-          <w:p>
-            <w:pPr>
-              <w:jc w:val="left"/>
-            </w:pPr>
-            <w:r>
-              <w:rPr>
-                <w:color w:val="373737"/>
-                <w:sz w:val="18"/>
-              </w:rPr>
-              <w:t>4</w:t>
-            </w:r>
-          </w:p>
-        </w:tc>
-        <w:tc>
-          <w:tcPr>
-            <w:tcW w:type="dxa" w:w="2564"/>
-            <w:shd w:val="clear" w:color="auto" w:fill="F5F8FF"/>
-            <w:vAlign w:val="top"/>
-          </w:tcPr>
-          <w:p>
-            <w:pPr>
-              <w:jc w:val="left"/>
-            </w:pPr>
-            <w:r>
-              <w:rPr>
-                <w:color w:val="373737"/>
-                <w:sz w:val="18"/>
-              </w:rPr>
-              <w:t xml:space="preserve">🔴 </w:t>
-            </w:r>
-            <w:r>
-              <w:rPr>
-                <w:rFonts w:ascii="Courier New" w:hAnsi="Courier New"/>
-                <w:sz w:val="18"/>
-              </w:rPr>
-              <w:t>CLAIM-FE-004</w:t>
-            </w:r>
-          </w:p>
-        </w:tc>
-        <w:tc>
-          <w:tcPr>
-            <w:tcW w:type="dxa" w:w="2564"/>
-            <w:shd w:val="clear" w:color="auto" w:fill="F5F8FF"/>
-            <w:vAlign w:val="top"/>
-          </w:tcPr>
-          <w:p>
-            <w:pPr>
-              <w:jc w:val="left"/>
-            </w:pPr>
-            <w:r>
-              <w:rPr>
-                <w:rFonts w:ascii="Courier New" w:hAnsi="Courier New"/>
-                <w:sz w:val="18"/>
-              </w:rPr>
-              <w:t>CLAIM-FE-004</w:t>
-            </w:r>
-            <w:r>
-              <w:rPr>
-                <w:color w:val="373737"/>
-                <w:sz w:val="18"/>
-              </w:rPr>
-              <w:t xml:space="preserve"> → </w:t>
-            </w:r>
-            <w:r>
-              <w:rPr>
-                <w:rFonts w:ascii="Courier New" w:hAnsi="Courier New"/>
-                <w:sz w:val="18"/>
-              </w:rPr>
-              <w:t>CLAIM-BE-E-01</w:t>
-            </w:r>
-          </w:p>
-        </w:tc>
-        <w:tc>
-          <w:tcPr>
-            <w:tcW w:type="dxa" w:w="2564"/>
-            <w:shd w:val="clear" w:color="auto" w:fill="F5F8FF"/>
             <w:vAlign w:val="top"/>
           </w:tcPr>
           <w:p>
@@ -12200,7 +12178,7 @@
           <w:rFonts w:ascii="Courier New" w:hAnsi="Courier New"/>
           <w:sz w:val="19"/>
         </w:rPr>
-        <w:t>CLAIM-FE-002</w:t>
+        <w:t>CLAIM-FE-003</w:t>
       </w:r>
       <w:r>
         <w:rPr>
@@ -12214,7 +12192,7 @@
           <w:rFonts w:ascii="Courier New" w:hAnsi="Courier New"/>
           <w:sz w:val="19"/>
         </w:rPr>
-        <w:t>CLAIM-FE-003</w:t>
+        <w:t>CLAIM-FE-002</w:t>
       </w:r>
       <w:r>
         <w:rPr>
@@ -12463,7 +12441,7 @@
                 <w:color w:val="373737"/>
                 <w:sz w:val="18"/>
               </w:rPr>
-              <w:t>2</w:t>
+              <w:t>3</w:t>
             </w:r>
           </w:p>
         </w:tc>
@@ -12482,21 +12460,21 @@
                 <w:color w:val="373737"/>
                 <w:sz w:val="18"/>
               </w:rPr>
-              <w:t xml:space="preserve">🔴 </w:t>
+              <w:t xml:space="preserve">🟡 </w:t>
             </w:r>
             <w:r>
               <w:rPr>
                 <w:rFonts w:ascii="Courier New" w:hAnsi="Courier New"/>
                 <w:sz w:val="18"/>
               </w:rPr>
-              <w:t>CLAIM-FE-002</w:t>
-            </w:r>
-            <w:r>
-              <w:rPr>
-                <w:color w:val="373737"/>
-                <w:sz w:val="18"/>
-              </w:rPr>
-              <w:t xml:space="preserve"> (6–10d)</w:t>
+              <w:t>CLAIM-FE-003</w:t>
+            </w:r>
+            <w:r>
+              <w:rPr>
+                <w:color w:val="373737"/>
+                <w:sz w:val="18"/>
+              </w:rPr>
+              <w:t xml:space="preserve"> (4–6d)</w:t>
             </w:r>
           </w:p>
         </w:tc>
@@ -12515,7 +12493,7 @@
                 <w:color w:val="373737"/>
                 <w:sz w:val="18"/>
               </w:rPr>
-              <w:t>Search &amp; listing — needs backend phase C</w:t>
+              <w:t>Writes — needs backend phase D mutations</w:t>
             </w:r>
           </w:p>
         </w:tc>
@@ -12535,7 +12513,7 @@
                 <w:color w:val="373737"/>
                 <w:sz w:val="18"/>
               </w:rPr>
-              <w:t>3</w:t>
+              <w:t>4</w:t>
             </w:r>
           </w:p>
         </w:tc>
@@ -12553,100 +12531,41 @@
                 <w:color w:val="373737"/>
                 <w:sz w:val="18"/>
               </w:rPr>
-              <w:t xml:space="preserve">🟡 </w:t>
+              <w:t xml:space="preserve">🔴 </w:t>
             </w:r>
             <w:r>
               <w:rPr>
                 <w:rFonts w:ascii="Courier New" w:hAnsi="Courier New"/>
                 <w:sz w:val="18"/>
               </w:rPr>
-              <w:t>CLAIM-FE-003</w:t>
-            </w:r>
-            <w:r>
-              <w:rPr>
-                <w:color w:val="373737"/>
-                <w:sz w:val="18"/>
-              </w:rPr>
-              <w:t xml:space="preserve"> (4–6d)</w:t>
+              <w:t>CLAIM-FE-002</w:t>
+            </w:r>
+            <w:r>
+              <w:rPr>
+                <w:color w:val="373737"/>
+                <w:sz w:val="18"/>
+              </w:rPr>
+              <w:t xml:space="preserve"> (6–10d)&lt;br&gt;🔴 </w:t>
+            </w:r>
+            <w:r>
+              <w:rPr>
+                <w:rFonts w:ascii="Courier New" w:hAnsi="Courier New"/>
+                <w:sz w:val="18"/>
+              </w:rPr>
+              <w:t>CLAIM-FE-004</w:t>
+            </w:r>
+            <w:r>
+              <w:rPr>
+                <w:color w:val="373737"/>
+                <w:sz w:val="18"/>
+              </w:rPr>
+              <w:t xml:space="preserve"> (5–8d)</w:t>
             </w:r>
           </w:p>
         </w:tc>
         <w:tc>
           <w:tcPr>
             <w:tcW w:type="dxa" w:w="3419"/>
-            <w:vAlign w:val="top"/>
-          </w:tcPr>
-          <w:p>
-            <w:pPr>
-              <w:jc w:val="left"/>
-            </w:pPr>
-            <w:r>
-              <w:rPr>
-                <w:color w:val="373737"/>
-                <w:sz w:val="18"/>
-              </w:rPr>
-              <w:t>Writes — needs backend phase D mutations</w:t>
-            </w:r>
-          </w:p>
-        </w:tc>
-      </w:tr>
-      <w:tr>
-        <w:tc>
-          <w:tcPr>
-            <w:tcW w:type="dxa" w:w="3419"/>
-            <w:shd w:val="clear" w:color="auto" w:fill="F5F8FF"/>
-            <w:vAlign w:val="top"/>
-          </w:tcPr>
-          <w:p>
-            <w:pPr>
-              <w:jc w:val="left"/>
-            </w:pPr>
-            <w:r>
-              <w:rPr>
-                <w:color w:val="373737"/>
-                <w:sz w:val="18"/>
-              </w:rPr>
-              <w:t>4</w:t>
-            </w:r>
-          </w:p>
-        </w:tc>
-        <w:tc>
-          <w:tcPr>
-            <w:tcW w:type="dxa" w:w="3419"/>
-            <w:shd w:val="clear" w:color="auto" w:fill="F5F8FF"/>
-            <w:vAlign w:val="top"/>
-          </w:tcPr>
-          <w:p>
-            <w:pPr>
-              <w:jc w:val="left"/>
-            </w:pPr>
-            <w:r>
-              <w:rPr>
-                <w:color w:val="373737"/>
-                <w:sz w:val="18"/>
-              </w:rPr>
-              <w:t xml:space="preserve">🔴 </w:t>
-            </w:r>
-            <w:r>
-              <w:rPr>
-                <w:rFonts w:ascii="Courier New" w:hAnsi="Courier New"/>
-                <w:sz w:val="18"/>
-              </w:rPr>
-              <w:t>CLAIM-FE-004</w:t>
-            </w:r>
-            <w:r>
-              <w:rPr>
-                <w:color w:val="373737"/>
-                <w:sz w:val="18"/>
-              </w:rPr>
-              <w:t xml:space="preserve"> (5–8d)</w:t>
-            </w:r>
-          </w:p>
-        </w:tc>
-        <w:tc>
-          <w:tcPr>
-            <w:tcW w:type="dxa" w:w="3419"/>
-            <w:shd w:val="clear" w:color="auto" w:fill="F5F8FF"/>
             <w:vAlign w:val="top"/>
           </w:tcPr>
           <w:p>

--- a/output/summary/claims/FederatedGqlBreakDown-claims.docx
+++ b/output/summary/claims/FederatedGqlBreakDown-claims.docx
@@ -192,7 +192,7 @@
           <w:color w:val="444444"/>
           <w:sz w:val="18"/>
         </w:rPr>
-        <w:t xml:space="preserve">   |   Generated: 2026-07-19</w:t>
+        <w:t xml:space="preserve">   |   Generated: 2026-07-21</w:t>
       </w:r>
     </w:p>
     <w:p>
@@ -983,7 +983,7 @@
                 <w:color w:val="373737"/>
                 <w:sz w:val="18"/>
               </w:rPr>
-              <w:t>20</w:t>
+              <w:t>21</w:t>
             </w:r>
           </w:p>
         </w:tc>
@@ -1002,7 +1002,7 @@
                 <w:color w:val="373737"/>
                 <w:sz w:val="18"/>
               </w:rPr>
-              <w:t>green-field; separate subgraph</w:t>
+              <w:t>green-field; separate subgraph (G-06 added by federation review)</w:t>
             </w:r>
           </w:p>
         </w:tc>
@@ -9884,6 +9884,131 @@
               <w:t>parity vs the current in-gateway resolver</w:t>
             </w:r>
           </w:p>
+          <w:p>
+            <w:pPr>
+              <w:spacing w:after="20"/>
+              <w:ind w:left="173"/>
+            </w:pPr>
+            <w:r>
+              <w:rPr>
+                <w:color w:val="444444"/>
+                <w:sz w:val="17"/>
+              </w:rPr>
+              <w:t xml:space="preserve">• </w:t>
+            </w:r>
+            <w:r>
+              <w:rPr>
+                <w:color w:val="373737"/>
+                <w:sz w:val="17"/>
+              </w:rPr>
+              <w:t xml:space="preserve">Entity fetcher uses a </w:t>
+            </w:r>
+            <w:r>
+              <w:rPr>
+                <w:rFonts w:ascii="Courier New" w:hAnsi="Courier New"/>
+                <w:sz w:val="17"/>
+              </w:rPr>
+              <w:t>MappedBatchLoader&lt;String, Claims&gt;</w:t>
+            </w:r>
+            <w:r>
+              <w:rPr>
+                <w:color w:val="373737"/>
+                <w:sz w:val="17"/>
+              </w:rPr>
+              <w:t xml:space="preserve"> (</w:t>
+            </w:r>
+            <w:r>
+              <w:rPr>
+                <w:rFonts w:ascii="Courier New" w:hAnsi="Courier New"/>
+                <w:sz w:val="17"/>
+              </w:rPr>
+              <w:t>claimByIdLoader</w:t>
+            </w:r>
+            <w:r>
+              <w:rPr>
+                <w:color w:val="373737"/>
+                <w:sz w:val="17"/>
+              </w:rPr>
+              <w:t xml:space="preserve">) — batches all </w:t>
+            </w:r>
+            <w:r>
+              <w:rPr>
+                <w:rFonts w:ascii="Courier New" w:hAnsi="Courier New"/>
+                <w:sz w:val="17"/>
+              </w:rPr>
+              <w:t>Product.claims</w:t>
+            </w:r>
+            <w:r>
+              <w:rPr>
+                <w:color w:val="373737"/>
+                <w:sz w:val="17"/>
+              </w:rPr>
+              <w:t xml:space="preserve"> resolutions within a single gateway request into one REST call. Returns </w:t>
+            </w:r>
+            <w:r>
+              <w:rPr>
+                <w:rFonts w:ascii="Courier New" w:hAnsi="Courier New"/>
+                <w:sz w:val="17"/>
+              </w:rPr>
+              <w:t>null</w:t>
+            </w:r>
+            <w:r>
+              <w:rPr>
+                <w:color w:val="373737"/>
+                <w:sz w:val="17"/>
+              </w:rPr>
+              <w:t xml:space="preserve"> for unknown IDs (federation spec)</w:t>
+            </w:r>
+          </w:p>
+          <w:p>
+            <w:pPr>
+              <w:spacing w:after="20"/>
+              <w:ind w:left="173"/>
+            </w:pPr>
+            <w:r>
+              <w:rPr>
+                <w:color w:val="444444"/>
+                <w:sz w:val="17"/>
+              </w:rPr>
+              <w:t xml:space="preserve">• </w:t>
+            </w:r>
+            <w:r>
+              <w:rPr>
+                <w:color w:val="373737"/>
+                <w:sz w:val="17"/>
+              </w:rPr>
+              <w:t xml:space="preserve">Under a </w:t>
+            </w:r>
+            <w:r>
+              <w:rPr>
+                <w:rFonts w:ascii="Courier New" w:hAnsi="Courier New"/>
+                <w:sz w:val="17"/>
+              </w:rPr>
+              <w:t>getProducts(ids: [50 ids]) { claims { ... } }</w:t>
+            </w:r>
+            <w:r>
+              <w:rPr>
+                <w:color w:val="373737"/>
+                <w:sz w:val="17"/>
+              </w:rPr>
+              <w:t xml:space="preserve"> query, exactly </w:t>
+            </w:r>
+            <w:r>
+              <w:rPr>
+                <w:b/>
+                <w:color w:val="373737"/>
+                <w:sz w:val="17"/>
+              </w:rPr>
+              <w:t>1</w:t>
+            </w:r>
+            <w:r>
+              <w:rPr>
+                <w:color w:val="373737"/>
+                <w:sz w:val="17"/>
+              </w:rPr>
+              <w:t xml:space="preserve"> batched call to the claims backend (not 50)</w:t>
+            </w:r>
+          </w:p>
         </w:tc>
       </w:tr>
       <w:tr>
@@ -10454,7 +10579,7 @@
                 <w:color w:val="373737"/>
                 <w:sz w:val="18"/>
               </w:rPr>
-              <w:t>2026-07-19</w:t>
+              <w:t>2026-07-21</w:t>
             </w:r>
           </w:p>
         </w:tc>

--- a/output/summary/claims/FederatedGqlBreakDown-claims.docx
+++ b/output/summary/claims/FederatedGqlBreakDown-claims.docx
@@ -192,7 +192,7 @@
           <w:color w:val="444444"/>
           <w:sz w:val="18"/>
         </w:rPr>
-        <w:t xml:space="preserve">   |   Generated: 2026-07-21</w:t>
+        <w:t xml:space="preserve">   |   Generated: 2026-07-24</w:t>
       </w:r>
     </w:p>
     <w:p>
@@ -10579,7 +10579,7 @@
                 <w:color w:val="373737"/>
                 <w:sz w:val="18"/>
               </w:rPr>
-              <w:t>2026-07-21</w:t>
+              <w:t>2026-07-24</w:t>
             </w:r>
           </w:p>
         </w:tc>
